--- a/assets/resources/downloads/scripts-permission-opener.docx
+++ b/assets/resources/downloads/scripts-permission-opener.docx
@@ -76,7 +76,7 @@
           <w:sz w:val="22"/>
           <w:szCs w:val="22"/>
         </w:rPr>
-        <w:t xml:space="preserve">•  Introduce yourself clearly and say who you are with</w:t>
+        <w:t xml:space="preserve">•  Introduce yourself and your company clearly</w:t>
       </w:r>
     </w:p>
     <w:p>
